--- a/saidas/O_Jardim_V2_Parte_VI.docx
+++ b/saidas/O_Jardim_V2_Parte_VI.docx
@@ -271,7 +271,7 @@
         <w:ind w:firstLine="0"/>
       </w:pPr>
       <w:r>
-        <w:t xml:space="preserve">Em outubro daquele ano, encontrou Kuroda num seminário do setor, em Tóquio, num hotel com carpete tão grosso que os passos não faziam barulho.</w:t>
+        <w:t xml:space="preserve">Em junho daquele ano, encontrou Kuroda num seminário do setor, em Tóquio, num hotel com carpete tão grosso que os passos não faziam barulho.</w:t>
       </w:r>
     </w:p>
     <w:p>
@@ -1675,7 +1675,7 @@
     </w:p>
     <w:p>
       <w:r>
-        <w:t xml:space="preserve">Tinha vinte anos, o cabelo mais curto do que em agosto e a mesma cara que fazia aos dez, no palco do recital, olhando para a porta do fundo. Estava no segundo ano de economia. Queria passar para a faculdade de educação, estudar música, dar aula. Tinha pesquisado a transferência, os prazos, os créditos que perderia, o ano a mais. Tinha trazido tudo impresso, numa pasta plástica transparente, um papel em cada plástico.</w:t>
+        <w:t xml:space="preserve">Tinha vinte anos, o cabelo mais curto do que em agosto e a mesma cara que fazia aos dez, no palco do recital, olhando para a porta do fundo. Estava no terceiro ano de economia. Queria passar para a faculdade de educação, estudar música, dar aula. Tinha pesquisado a transferência, os prazos, os créditos que perderia, o ano a mais. Tinha trazido tudo impresso, numa pasta plástica transparente, um papel em cada plástico.</w:t>
       </w:r>
     </w:p>
     <w:p>
@@ -1898,7 +1898,7 @@
     </w:p>
     <w:p>
       <w:r>
-        <w:t xml:space="preserve">Na cerca, as quatro placas estavam onde sempre estiveram, na ordem, escurecidas por cinco verões de sol e chuva. De dia, dava para ler as palavras. No escuro, eram quatro retângulos claros na madeira mais escura. Miguel passou a mão pela primeira, sem ler. A tinta do pincel ainda tinha relevo sob os dedos. Passou pela segunda, pela terceira, e deixou a mão parada na última, que era a que ele tinha demorado mais para tocar, anos antes, na mesa da cozinha.</w:t>
+        <w:t xml:space="preserve">Na cerca, as quatro placas estavam onde sempre estiveram, na ordem, escurecidas por seis verões de sol e chuva. De dia, dava para ler as palavras. No escuro, eram quatro retângulos claros na madeira mais escura. Miguel passou a mão pela primeira, sem ler. A tinta do pincel ainda tinha relevo sob os dedos. Passou pela segunda, pela terceira, e deixou a mão parada na última, que era a que ele tinha demorado mais para tocar, anos antes, na mesa da cozinha.</w:t>
       </w:r>
     </w:p>
     <w:p>

--- a/saidas/O_Jardim_V2_Parte_VI.docx
+++ b/saidas/O_Jardim_V2_Parte_VI.docx
@@ -160,6 +160,24 @@
       </w:r>
     </w:p>
     <w:p>
+      <w:r>
+        <w:t xml:space="preserve">Em março, a Satomi se aposentou. Tinha entrado na Mirai no primeiro ano e saído às seis todos os dias desde então. No último, arrumou a mesa às quatro e meia, como sempre, e às seis menos cinco entregou à Naomi o carimbo da empresa, embrulhado num lenço de pano.</w:t>
+      </w:r>
+    </w:p>
+    <w:p>
+      <w:pPr>
+        <w:ind w:firstLine="0"/>
+      </w:pPr>
+      <w:r>
+        <w:t xml:space="preserve">— Segunda gaveta — disse. — Ninguém nunca lembra.</w:t>
+      </w:r>
+    </w:p>
+    <w:p>
+      <w:r>
+        <w:t xml:space="preserve">Na porta de vidro, fez para Miguel a inclinação curta de todos os dias. Ele retribuiu mais fundo do que ela, e ela fingiu não ver.</w:t>
+      </w:r>
+    </w:p>
+    <w:p>
       <w:pPr>
         <w:spacing w:before="240" w:after="240"/>
         <w:ind w:firstLine="0"/>
@@ -415,7 +433,7 @@
     </w:p>
     <w:p>
       <w:r>
-        <w:t xml:space="preserve">Miguel ficou olhando a foto por um tempo, com um contentamento limpo que o surpreendeu, sem nenhuma outra coisa misturada. Digitou.</w:t>
+        <w:t xml:space="preserve">Miguel olhou a foto por um tempo, com um contentamento limpo que o surpreendeu, sem nenhuma outra coisa misturada. Digitou.</w:t>
       </w:r>
     </w:p>
     <w:p>
@@ -508,7 +526,7 @@
     </w:p>
     <w:p>
       <w:r>
-        <w:t xml:space="preserve">No fim da tarde, na estrada de terra que ligava o hotel à vila, havia um food truck vendendo karaage, o frango frito japonês, em copos de papel. Nina quis. Miguel pagou, pegou o copo, comeu o primeiro pedaço ali mesmo, em pé, ao lado do balcão de metal, com o óleo quente queimando a ponta dos dedos. Estava ótimo. Clara ficou olhando para ele, com o copo dela na mão, e não disse nada.</w:t>
+        <w:t xml:space="preserve">No fim da tarde, na estrada de terra que ligava o hotel à vila, havia um food truck vendendo karaage, o frango frito japonês, em copos de papel. Nina quis. Miguel pagou, pegou o copo, comeu o primeiro pedaço ali mesmo, em pé, ao lado do balcão de metal, com o óleo quente queimando a ponta dos dedos. Estava ótimo. Clara observava, com o copo dela na mão, e não disse nada.</w:t>
       </w:r>
     </w:p>
     <w:p>
@@ -1010,7 +1028,7 @@
     </w:p>
     <w:p>
       <w:r>
-        <w:t xml:space="preserve">A letra era inclinada e firme, a mesma das placas, só que menor. O japonês era o dos velhos do litoral, e ele o leu devagar, adivinhando algumas palavras pelo contexto.</w:t>
+        <w:t xml:space="preserve">A letra era inclinada e firme, a mesma das placas, só que menor. O japonês era o dos velhos do litoral, e ele o leu duas vezes, adivinhando algumas palavras pelo contexto.</w:t>
       </w:r>
     </w:p>
     <w:p>
@@ -1038,17 +1056,12 @@
         <w:ind w:firstLine="0"/>
       </w:pPr>
       <w:r>
-        <w:t xml:space="preserve">A figueira do quintal tinha nascido das três estacas de fevereiro. Duas tinham pegado. Uma tinha secado em junho do primeiro ano, depois de soltar a primeira folha, a que engana. Miguel plantou a sobrevivente no canto do quintal onde batia sol a tarde inteira, com a outra muda num vaso, por precaução, e as duas estavam agora na altura do peito dele, nuas, com os nós grossos de inverno.</w:t>
-      </w:r>
-    </w:p>
-    <w:p>
-      <w:r>
-        <w:t xml:space="preserve">Em março, cortou três estacas da figueira do quintal, do jeito que Mori tinha ensinado, um palmo e meio, logo abaixo de um nó, em diagonal. Enterrou-as num vaso de barro com terra granulada e dirigiu até Nagoya num sábado.</w:t>
-      </w:r>
-    </w:p>
-    <w:p>
-      <w:r>
-        <w:t xml:space="preserve">Haruka morava num apartamento de terceiro andar com uma varanda estreita, onde já havia três vasos: uma cebolinha, um pé de shiso e a muda de ameixeira que o pai tinha enxertado. As luvas pequenas de flores desbotadas estavam dobradas sobre o parapeito.</w:t>
+        <w:t xml:space="preserve">No domingo seguinte, no galpão, Miguel não cantou. Ficou sentado na cadeira de plástico com a carta no bolso da camisa, e o culto passou por cima dele como a chuva passa por cima de um carro.</w:t>
+      </w:r>
+    </w:p>
+    <w:p>
+      <w:r>
+        <w:t xml:space="preserve">Na saída, Renato estava na porta, cumprimentando um por um, com o cabelo mais branco do que Miguel lembrava. Não perguntou nada. Encheu um copo de plástico com o café da garrafa térmica e o pôs na mão dele.</w:t>
       </w:r>
     </w:p>
     <w:p>
@@ -1056,94 +1069,12 @@
         <w:ind w:firstLine="0"/>
       </w:pPr>
       <w:r>
-        <w:t xml:space="preserve">Miguel lhe entregou o vaso.</w:t>
-      </w:r>
-    </w:p>
-    <w:p>
-      <w:pPr>
-        <w:ind w:firstLine="0"/>
-      </w:pPr>
-      <w:r>
-        <w:t xml:space="preserve">— Figo — disse. — Da figueira dele. Da que ele me deu.</w:t>
-      </w:r>
-    </w:p>
-    <w:p>
-      <w:r>
-        <w:t xml:space="preserve">Haruka ficou olhando os três gravetos enfiados na terra.</w:t>
-      </w:r>
-    </w:p>
-    <w:p>
-      <w:pPr>
-        <w:ind w:firstLine="0"/>
-      </w:pPr>
-      <w:r>
-        <w:t xml:space="preserve">— Eu não sei cuidar disso.</w:t>
-      </w:r>
-    </w:p>
-    <w:p>
-      <w:pPr>
-        <w:ind w:firstLine="0"/>
-      </w:pPr>
-      <w:r>
-        <w:t xml:space="preserve">— Sombra. Terra sempre úmida, nunca encharcada. Em maio vai sair folha. Não acredita na primeira.</w:t>
-      </w:r>
-    </w:p>
-    <w:p>
-      <w:pPr>
-        <w:ind w:firstLine="0"/>
-      </w:pPr>
-      <w:r>
-        <w:t xml:space="preserve">— Por quê?</w:t>
-      </w:r>
-    </w:p>
-    <w:p>
-      <w:pPr>
-        <w:ind w:firstLine="0"/>
-      </w:pPr>
-      <w:r>
-        <w:t xml:space="preserve">— A primeira sai da reserva do galho. Pegando ou não.</w:t>
-      </w:r>
-    </w:p>
-    <w:p>
-      <w:r>
-        <w:t xml:space="preserve">Haruka pôs o vaso ao lado da ameixeira e calçou as luvas para ajeitar a terra, que não precisava ser ajeitada.</w:t>
-      </w:r>
-    </w:p>
-    <w:p>
-      <w:pPr>
-        <w:ind w:firstLine="0"/>
-      </w:pPr>
-      <w:r>
-        <w:t xml:space="preserve">— E quando é que eu sei que pegou?</w:t>
-      </w:r>
-    </w:p>
-    <w:p>
-      <w:pPr>
-        <w:ind w:firstLine="0"/>
-      </w:pPr>
-      <w:r>
-        <w:t xml:space="preserve">— Se a folha ficar e vier outra.</w:t>
-      </w:r>
-    </w:p>
-    <w:p>
-      <w:pPr>
-        <w:ind w:firstLine="0"/>
-      </w:pPr>
-      <w:r>
-        <w:t xml:space="preserve">— E se eu quiser ver se tem raiz?</w:t>
-      </w:r>
-    </w:p>
-    <w:p>
-      <w:r>
-        <w:t xml:space="preserve">Miguel olhou para ela. Ela riu antes que ele respondesse, pela primeira vez desde o velório, e riu parecida com o pai.</w:t>
-      </w:r>
-    </w:p>
-    <w:p>
-      <w:pPr>
-        <w:ind w:firstLine="0"/>
-      </w:pPr>
-      <w:r>
-        <w:t xml:space="preserve">— Eu sei — disse. — Não puxa.</w:t>
+        <w:t xml:space="preserve">— Continua ruim — disse.</w:t>
+      </w:r>
+    </w:p>
+    <w:p>
+      <w:r>
+        <w:t xml:space="preserve">Miguel bebeu. Estava ruim e estava quente. Depois ficou para empilhar as cadeiras, e os dois empilharam as sessenta sem falar, uma fileira de cada vez, até o galpão ficar vazio.</w:t>
       </w:r>
     </w:p>
     <w:p>
@@ -1161,22 +1092,17 @@
         <w:ind w:firstLine="0"/>
       </w:pPr>
       <w:r>
-        <w:t xml:space="preserve">A hortelã escapou em julho.</w:t>
-      </w:r>
-    </w:p>
-    <w:p>
-      <w:r>
-        <w:t xml:space="preserve">O vaso de Clara tinha saído do parapeito da pia dois anos antes e ido para o quintal, encostado no canteiro dos tomates, porque a cozinha tinha ficado pequena para ele. Ninguém olhou o fundo do vaso. As raízes saíram pelo furo de drenagem, entraram na terra do canteiro e, quando Clara percebeu, havia hortelã entre os tomates, em volta dos pés de manjericão, na borda do caminho de pedra e numa rachadura do muro.</w:t>
-      </w:r>
-    </w:p>
-    <w:p>
-      <w:r>
-        <w:t xml:space="preserve">Ela ficou parada no quintal com a mão na cintura. Depois fez uma videochamada para o interior, onde eram sete da manhã, e virou a câmera para o canteiro.</w:t>
-      </w:r>
-    </w:p>
-    <w:p>
-      <w:r>
-        <w:t xml:space="preserve">Seu Dito olhou um tempo, de chapéu de palha, apertando os olhos para a tela.</w:t>
+        <w:t xml:space="preserve">A figueira do quintal tinha nascido das três estacas de fevereiro. Duas tinham pegado. Uma tinha secado em junho do primeiro ano, depois de soltar a primeira folha, a que engana. Miguel plantou a sobrevivente no canto do quintal onde batia sol a tarde inteira, com a outra muda num vaso, por precaução, e as duas estavam agora na altura do peito dele, nuas, com os nós grossos de inverno.</w:t>
+      </w:r>
+    </w:p>
+    <w:p>
+      <w:r>
+        <w:t xml:space="preserve">Em março, cortou três estacas da figueira do quintal, do jeito que Mori tinha ensinado, um palmo e meio, logo abaixo de um nó, em diagonal. Enterrou-as num vaso de barro com terra granulada e dirigiu até Nagoya num sábado.</w:t>
+      </w:r>
+    </w:p>
+    <w:p>
+      <w:r>
+        <w:t xml:space="preserve">Haruka morava num apartamento de terceiro andar com uma varanda estreita, onde já havia três vasos: uma cebolinha, um pé de shiso e a muda de ameixeira que o pai tinha enxertado. As luvas pequenas de flores desbotadas estavam dobradas sobre o parapeito.</w:t>
       </w:r>
     </w:p>
     <w:p>
@@ -1184,12 +1110,7 @@
         <w:ind w:firstLine="0"/>
       </w:pPr>
       <w:r>
-        <w:t xml:space="preserve">— Eu avisei — disse.</w:t>
-      </w:r>
-    </w:p>
-    <w:p>
-      <w:r>
-        <w:t xml:space="preserve">As quatro placas estavam pregadas na cerca de madeira do fundo, desde o verão anterior, uma ao lado da outra, na ordem. Nina, que tinha treze anos e opinião sobre tudo, olhou para elas enquanto a mãe falava com o avô.</w:t>
+        <w:t xml:space="preserve">Miguel lhe entregou o vaso.</w:t>
       </w:r>
     </w:p>
     <w:p>
@@ -1197,7 +1118,7 @@
         <w:ind w:firstLine="0"/>
       </w:pPr>
       <w:r>
-        <w:t xml:space="preserve">— Isso parece decoração de cafeteria.</w:t>
+        <w:t xml:space="preserve">— Figo — disse. — Da figueira dele. Da que ele me deu.</w:t>
       </w:r>
     </w:p>
     <w:p>
@@ -1205,7 +1126,7 @@
         <w:ind w:firstLine="0"/>
       </w:pPr>
       <w:r>
-        <w:t xml:space="preserve">— Você não tem sensibilidade artística — disse Miguel.</w:t>
+        <w:t xml:space="preserve">Haruka olhou os três gravetos enfiados na terra.</w:t>
       </w:r>
     </w:p>
     <w:p>
@@ -1213,12 +1134,7 @@
         <w:ind w:firstLine="0"/>
       </w:pPr>
       <w:r>
-        <w:t xml:space="preserve">— Tenho. Por isso que eu estou falando.</w:t>
-      </w:r>
-    </w:p>
-    <w:p>
-      <w:r>
-        <w:t xml:space="preserve">Os tomates amadureceram no fim de julho. Miguel chamou a família ao quintal para o primeiro, com uma solenidade que fez as meninas gemerem, e o colheu com a mão, ainda quente do sol, e o mordeu ali mesmo, em pé, com o suco escorrendo no pulso.</w:t>
+        <w:t xml:space="preserve">— Eu não sei cuidar disso.</w:t>
       </w:r>
     </w:p>
     <w:p>
@@ -1226,12 +1142,7 @@
         <w:ind w:firstLine="0"/>
       </w:pPr>
       <w:r>
-        <w:t xml:space="preserve">Estava ácido. Ele fez a careta da primeira umeboshi.</w:t>
-      </w:r>
-    </w:p>
-    <w:p>
-      <w:r>
-        <w:t xml:space="preserve">Clara pegou outro, do pé ao lado, entre duas folhas de hortelã, e mordeu.</w:t>
+        <w:t xml:space="preserve">— Sombra. Terra sempre úmida, nunca encharcada. Em maio vai sair folha. Não acredita na primeira.</w:t>
       </w:r>
     </w:p>
     <w:p>
@@ -1239,7 +1150,7 @@
         <w:ind w:firstLine="0"/>
       </w:pPr>
       <w:r>
-        <w:t xml:space="preserve">— Esse está bom.</w:t>
+        <w:t xml:space="preserve">— Por quê?</w:t>
       </w:r>
     </w:p>
     <w:p>
@@ -1247,41 +1158,12 @@
         <w:ind w:firstLine="0"/>
       </w:pPr>
       <w:r>
-        <w:t xml:space="preserve">Miguel pegou mais um.</w:t>
-      </w:r>
-    </w:p>
-    <w:p>
-      <w:r>
-        <w:br w:type="page"/>
-      </w:r>
-    </w:p>
-    <w:p>
-      <w:pPr>
-        <w:pStyle w:val="MyChapterTitle"/>
-        <w:spacing w:before="1440" w:after="560"/>
-      </w:pPr>
-      <w:r>
-        <w:t xml:space="preserve">CAPÍTULO 25 — A CARTA</w:t>
-      </w:r>
-    </w:p>
-    <w:p>
-      <w:r>
-        <w:t xml:space="preserve">Miguel escreveu a carta em fevereiro do oitavo ano, na mesa da cozinha, depois que todos dormiam, em sete noites e onze versões.</w:t>
-      </w:r>
-    </w:p>
-    <w:p>
-      <w:r>
-        <w:t xml:space="preserve">A primeira tinha quatro páginas e parecia um treinamento de equipe. A terceira parecia um testamento. A sexta tinha uma lista numerada, e ele a rasgou antes de terminar de ler. A última cabia numa folha só, frente e verso, escrita à mão, porque Clara disse que carta de pai digitada era relatório.</w:t>
-      </w:r>
-    </w:p>
-    <w:p>
-      <w:r>
-        <w:t xml:space="preserve">Era para as duas. Maya ia para Kyoto em março, para a universidade, com uma mala grande, uma caixa de livros e o piano ficando para trás. Nina ainda tinha três anos de casa, mas Miguel achou que escrever só para uma seria dizer à outra que a vez dela ainda não tinha chegado.</w:t>
-      </w:r>
-    </w:p>
-    <w:p>
-      <w:r>
-        <w:t xml:space="preserve">Clara leu a versão final de pé, encostada na pia, com a caneca de chá na outra mão.</w:t>
+        <w:t xml:space="preserve">— A primeira sai da reserva do galho. Pegando ou não.</w:t>
+      </w:r>
+    </w:p>
+    <w:p>
+      <w:r>
+        <w:t xml:space="preserve">Haruka pôs o vaso ao lado da ameixeira e calçou as luvas para ajeitar a terra, que não precisava ser ajeitada.</w:t>
       </w:r>
     </w:p>
     <w:p>
@@ -1289,7 +1171,7 @@
         <w:ind w:firstLine="0"/>
       </w:pPr>
       <w:r>
-        <w:t xml:space="preserve">— Está bonito — disse.</w:t>
+        <w:t xml:space="preserve">— E quando é que eu sei que pegou?</w:t>
       </w:r>
     </w:p>
     <w:p>
@@ -1297,7 +1179,7 @@
         <w:ind w:firstLine="0"/>
       </w:pPr>
       <w:r>
-        <w:t xml:space="preserve">— Muito dramático?</w:t>
+        <w:t xml:space="preserve">— Se a folha ficar e vier outra.</w:t>
       </w:r>
     </w:p>
     <w:p>
@@ -1305,7 +1187,12 @@
         <w:ind w:firstLine="0"/>
       </w:pPr>
       <w:r>
-        <w:t xml:space="preserve">— Bastante.</w:t>
+        <w:t xml:space="preserve">— E se eu quiser ver se tem raiz?</w:t>
+      </w:r>
+    </w:p>
+    <w:p>
+      <w:r>
+        <w:t xml:space="preserve">Miguel olhou para ela. Ela riu antes que ele respondesse, e riu parecida com o pai.</w:t>
       </w:r>
     </w:p>
     <w:p>
@@ -1313,20 +1200,7 @@
         <w:ind w:firstLine="0"/>
       </w:pPr>
       <w:r>
-        <w:t xml:space="preserve">— Corto?</w:t>
-      </w:r>
-    </w:p>
-    <w:p>
-      <w:r>
-        <w:t xml:space="preserve">Ela leu de novo o último parágrafo, e ele viu os olhos dela pararem numa frase e voltarem para o começo da frase.</w:t>
-      </w:r>
-    </w:p>
-    <w:p>
-      <w:pPr>
-        <w:ind w:firstLine="0"/>
-      </w:pPr>
-      <w:r>
-        <w:t xml:space="preserve">— Não.</w:t>
+        <w:t xml:space="preserve">— Eu sei — disse. — Não puxa.</w:t>
       </w:r>
     </w:p>
     <w:p>
@@ -1344,7 +1218,22 @@
         <w:ind w:firstLine="0"/>
       </w:pPr>
       <w:r>
-        <w:t xml:space="preserve">Nina recebeu a dela no café da manhã, dentro de um envelope com o nome escrito em letra de forma, do jeito que o avô escrevia nas etiquetas da pasta. Leu em quarenta segundos, na frente de todo mundo, mastigando o pão.</w:t>
+        <w:t xml:space="preserve">A hortelã escapou em julho.</w:t>
+      </w:r>
+    </w:p>
+    <w:p>
+      <w:r>
+        <w:t xml:space="preserve">O vaso de Clara tinha saído do parapeito da pia dois anos antes e ido para o quintal, encostado no canteiro dos tomates, porque a cozinha tinha ficado pequena para ele. Ninguém olhou o fundo do vaso. As raízes saíram pelo furo de drenagem, entraram na terra do canteiro e, quando Clara percebeu, havia hortelã entre os tomates, em volta dos pés de manjericão, na borda do caminho de pedra e numa rachadura do muro.</w:t>
+      </w:r>
+    </w:p>
+    <w:p>
+      <w:r>
+        <w:t xml:space="preserve">Ela ficou parada no quintal com a mão na cintura. Depois fez uma videochamada para o interior, onde eram sete da manhã, e virou a câmera para o canteiro.</w:t>
+      </w:r>
+    </w:p>
+    <w:p>
+      <w:r>
+        <w:t xml:space="preserve">Seu Dito olhou um tempo, de chapéu de palha, apertando os olhos para a tela.</w:t>
       </w:r>
     </w:p>
     <w:p>
@@ -1352,12 +1241,12 @@
         <w:ind w:firstLine="0"/>
       </w:pPr>
       <w:r>
-        <w:t xml:space="preserve">— Tá — disse.</w:t>
-      </w:r>
-    </w:p>
-    <w:p>
-      <w:r>
-        <w:t xml:space="preserve">Dobrou, guardou no bolso do uniforme e foi para a escola. Três semanas depois, procurando um carregador no quarto dela, Miguel encontrou a carta presa com fita adesiva na parte de dentro da porta do armário, ao lado de uma foto de uma banda coreana e de um horário de provas. Não mexeu em nada. Não contou que tinha visto.</w:t>
+        <w:t xml:space="preserve">— Eu avisei — disse.</w:t>
+      </w:r>
+    </w:p>
+    <w:p>
+      <w:r>
+        <w:t xml:space="preserve">As quatro placas estavam pregadas na cerca de madeira do fundo, desde o verão anterior, uma ao lado da outra, na ordem. Nina, que tinha treze anos e opinião sobre tudo, olhou para elas enquanto a mãe falava com o avô.</w:t>
       </w:r>
     </w:p>
     <w:p>
@@ -1365,7 +1254,165 @@
         <w:ind w:firstLine="0"/>
       </w:pPr>
       <w:r>
-        <w:t xml:space="preserve">A de Maya ficou para o dia da mudança.</w:t>
+        <w:t xml:space="preserve">— Isso parece decoração de cafeteria.</w:t>
+      </w:r>
+    </w:p>
+    <w:p>
+      <w:pPr>
+        <w:ind w:firstLine="0"/>
+      </w:pPr>
+      <w:r>
+        <w:t xml:space="preserve">— Você não tem sensibilidade artística — disse Miguel.</w:t>
+      </w:r>
+    </w:p>
+    <w:p>
+      <w:pPr>
+        <w:ind w:firstLine="0"/>
+      </w:pPr>
+      <w:r>
+        <w:t xml:space="preserve">— Tenho. Por isso que eu estou falando.</w:t>
+      </w:r>
+    </w:p>
+    <w:p>
+      <w:r>
+        <w:t xml:space="preserve">Naquela tarde, o Mateo apareceu no portão com um vaso vazio debaixo do braço e o Gabriel atrás. Clara tinha oferecido mudas de hortelã no grupo do galpão, e ele foi o único que respondeu. O Gabriel tinha onze anos, as pernas compridas de quem cresceu de uma vez, e um tênis branco de corrida, sem luz nenhuma. Tinha pedido assim.</w:t>
+      </w:r>
+    </w:p>
+    <w:p>
+      <w:pPr>
+        <w:ind w:firstLine="0"/>
+      </w:pPr>
+      <w:r>
+        <w:t xml:space="preserve">— Minha mãe disse que hortelã em casa pequena tem que ficar no vaso — disse o Mateo, enquanto Clara arrancava uma touceira do caminho de pedra.</w:t>
+      </w:r>
+    </w:p>
+    <w:p>
+      <w:pPr>
+        <w:ind w:firstLine="0"/>
+      </w:pPr>
+      <w:r>
+        <w:t xml:space="preserve">— O meu pai também — disse Clara. — Olha no que deu.</w:t>
+      </w:r>
+    </w:p>
+    <w:p>
+      <w:pPr>
+        <w:ind w:firstLine="0"/>
+      </w:pPr>
+      <w:r>
+        <w:t xml:space="preserve">Ficaram para o primeiro tomate.</w:t>
+      </w:r>
+    </w:p>
+    <w:p>
+      <w:r>
+        <w:t xml:space="preserve">Os tomates tinham amadurecido naquela semana. Miguel chamou todo mundo ao quintal para o primeiro, com uma solenidade que fez as meninas gemerem, e o colheu com a mão, ainda quente do sol, e o mordeu ali mesmo, em pé, com o suco escorrendo no pulso.</w:t>
+      </w:r>
+    </w:p>
+    <w:p>
+      <w:pPr>
+        <w:ind w:firstLine="0"/>
+      </w:pPr>
+      <w:r>
+        <w:t xml:space="preserve">Estava ácido. Ele fez a careta da primeira umeboshi.</w:t>
+      </w:r>
+    </w:p>
+    <w:p>
+      <w:r>
+        <w:t xml:space="preserve">O Gabriel riu da careta. Clara pegou outro, do pé ao lado, entre duas folhas de hortelã, e mordeu.</w:t>
+      </w:r>
+    </w:p>
+    <w:p>
+      <w:pPr>
+        <w:ind w:firstLine="0"/>
+      </w:pPr>
+      <w:r>
+        <w:t xml:space="preserve">— Esse está bom.</w:t>
+      </w:r>
+    </w:p>
+    <w:p>
+      <w:pPr>
+        <w:ind w:firstLine="0"/>
+      </w:pPr>
+      <w:r>
+        <w:t xml:space="preserve">Miguel pegou mais um.</w:t>
+      </w:r>
+    </w:p>
+    <w:p>
+      <w:r>
+        <w:br w:type="page"/>
+      </w:r>
+    </w:p>
+    <w:p>
+      <w:pPr>
+        <w:pStyle w:val="MyChapterTitle"/>
+        <w:spacing w:before="1440" w:after="560"/>
+      </w:pPr>
+      <w:r>
+        <w:t xml:space="preserve">CAPÍTULO 25 — A CARTA</w:t>
+      </w:r>
+    </w:p>
+    <w:p>
+      <w:r>
+        <w:t xml:space="preserve">Miguel escreveu a carta em fevereiro do oitavo ano, na mesa da cozinha, depois que todos dormiam, em sete noites e onze versões.</w:t>
+      </w:r>
+    </w:p>
+    <w:p>
+      <w:r>
+        <w:t xml:space="preserve">A primeira tinha quatro páginas e parecia um treinamento de equipe. A terceira parecia um testamento. A sexta tinha uma lista numerada, e ele a rasgou antes de terminar de ler. A última cabia numa folha só, frente e verso, escrita à mão, porque Clara disse que carta de pai digitada era relatório.</w:t>
+      </w:r>
+    </w:p>
+    <w:p>
+      <w:r>
+        <w:t xml:space="preserve">Era para as duas. Maya ia para Kyoto em março, para a universidade, com uma mala grande, uma caixa de livros e o piano ficando para trás. Nina ainda tinha três anos de casa, mas Miguel achou que escrever só para uma seria dizer à outra que a vez dela ainda não tinha chegado.</w:t>
+      </w:r>
+    </w:p>
+    <w:p>
+      <w:r>
+        <w:t xml:space="preserve">Clara leu a versão final de pé, encostada na pia, com a caneca de chá na outra mão.</w:t>
+      </w:r>
+    </w:p>
+    <w:p>
+      <w:pPr>
+        <w:ind w:firstLine="0"/>
+      </w:pPr>
+      <w:r>
+        <w:t xml:space="preserve">— Está bonito — disse.</w:t>
+      </w:r>
+    </w:p>
+    <w:p>
+      <w:pPr>
+        <w:ind w:firstLine="0"/>
+      </w:pPr>
+      <w:r>
+        <w:t xml:space="preserve">— Muito dramático?</w:t>
+      </w:r>
+    </w:p>
+    <w:p>
+      <w:pPr>
+        <w:ind w:firstLine="0"/>
+      </w:pPr>
+      <w:r>
+        <w:t xml:space="preserve">— Bastante.</w:t>
+      </w:r>
+    </w:p>
+    <w:p>
+      <w:pPr>
+        <w:ind w:firstLine="0"/>
+      </w:pPr>
+      <w:r>
+        <w:t xml:space="preserve">— Corto?</w:t>
+      </w:r>
+    </w:p>
+    <w:p>
+      <w:r>
+        <w:t xml:space="preserve">Ela leu de novo o último parágrafo, e ele viu os olhos dela pararem numa frase e voltarem para o começo da frase.</w:t>
+      </w:r>
+    </w:p>
+    <w:p>
+      <w:pPr>
+        <w:ind w:firstLine="0"/>
+      </w:pPr>
+      <w:r>
+        <w:t xml:space="preserve">— Não.</w:t>
       </w:r>
     </w:p>
     <w:p>
@@ -1383,12 +1430,7 @@
         <w:ind w:firstLine="0"/>
       </w:pPr>
       <w:r>
-        <w:t xml:space="preserve">Foram de carro até Kyoto, os quatro, num sábado do fim de março, com o porta-malas cheio e a caixa de livros no colo de Nina, que reclamou de Nagoya em diante. O apartamento era um quarto e cozinha de seis tatames num prédio de estudantes, perto de um rio, com uma janela para uma cerejeira que ainda não tinha florido. Montaram a cama. Clara limpou tudo de novo, embora estivesse limpo. Miguel conferiu o contrato de aluguel duas vezes, por hábito, e achou uma cláusula sobre a devolução do depósito que ia explicar a Maya num outro dia.</w:t>
-      </w:r>
-    </w:p>
-    <w:p>
-      <w:r>
-        <w:t xml:space="preserve">Na hora de ir embora, Maya segurou o pai pela manga, no corredor do prédio, onde as mães de outros calouros carregavam caixas iguais às deles.</w:t>
+        <w:t xml:space="preserve">Nina recebeu a dela no café da manhã, dentro de um envelope com o nome escrito em letra de forma, do jeito que o avô escrevia nas etiquetas da pasta. Leu em quarenta segundos, na frente de todo mundo, mastigando o pão.</w:t>
       </w:r>
     </w:p>
     <w:p>
@@ -1396,7 +1438,12 @@
         <w:ind w:firstLine="0"/>
       </w:pPr>
       <w:r>
-        <w:t xml:space="preserve">— Não vende o piano.</w:t>
+        <w:t xml:space="preserve">— Tá — disse.</w:t>
+      </w:r>
+    </w:p>
+    <w:p>
+      <w:r>
+        <w:t xml:space="preserve">Dobrou, guardou no bolso do uniforme e foi para a escola. Três semanas depois, procurando um carregador no quarto dela, Miguel encontrou a carta presa com fita adesiva na parte de dentro da porta do armário, ao lado de uma foto de uma banda coreana e de um horário de provas. Não mexeu em nada. Não contou que tinha visto.</w:t>
       </w:r>
     </w:p>
     <w:p>
@@ -1404,78 +1451,7 @@
         <w:ind w:firstLine="0"/>
       </w:pPr>
       <w:r>
-        <w:t xml:space="preserve">— Ninguém vai vender o piano.</w:t>
-      </w:r>
-    </w:p>
-    <w:p>
-      <w:pPr>
-        <w:ind w:firstLine="0"/>
-      </w:pPr>
-      <w:r>
-        <w:t xml:space="preserve">— Nem se a Nina pedir o quarto maior. Nem se precisar de espaço. Nem se...</w:t>
-      </w:r>
-    </w:p>
-    <w:p>
-      <w:pPr>
-        <w:ind w:firstLine="0"/>
-      </w:pPr>
-      <w:r>
-        <w:t xml:space="preserve">— Maya.</w:t>
-      </w:r>
-    </w:p>
-    <w:p>
-      <w:pPr>
-        <w:ind w:firstLine="0"/>
-      </w:pPr>
-      <w:r>
-        <w:t xml:space="preserve">Ela soltou a manga.</w:t>
-      </w:r>
-    </w:p>
-    <w:p>
-      <w:pPr>
-        <w:ind w:firstLine="0"/>
-      </w:pPr>
-      <w:r>
-        <w:t xml:space="preserve">Na porta, ele deu o envelope a ela.</w:t>
-      </w:r>
-    </w:p>
-    <w:p>
-      <w:pPr>
-        <w:ind w:firstLine="0"/>
-      </w:pPr>
-      <w:r>
-        <w:t xml:space="preserve">— Lê depois.</w:t>
-      </w:r>
-    </w:p>
-    <w:p>
-      <w:pPr>
-        <w:ind w:firstLine="0"/>
-      </w:pPr>
-      <w:r>
-        <w:t xml:space="preserve">— Depois quando?</w:t>
-      </w:r>
-    </w:p>
-    <w:p>
-      <w:pPr>
-        <w:ind w:firstLine="0"/>
-      </w:pPr>
-      <w:r>
-        <w:t xml:space="preserve">— Quando quiser.</w:t>
-      </w:r>
-    </w:p>
-    <w:p>
-      <w:r>
-        <w:t xml:space="preserve">Maya enfiou o envelope no meio de um livro, sem olhar, e abraçou o pai do jeito certo, com os braços certos e o tempo errado, um tempo comprido demais. Depois abraçou a mãe. Depois ficou na calçada, de chinelo, acenando, até o carro virar a esquina.</w:t>
-      </w:r>
-    </w:p>
-    <w:p>
-      <w:r>
-        <w:t xml:space="preserve">Jantaram os três em casa, tarde, com o que sobrou na geladeira. Nina chegou da escola, largou a mochila na cadeira ao lado dela, a que era da Maya, e sentou. Clara olhou para a mochila. Miguel também. Ninguém disse nada. A mochila ficou ali o jantar inteiro, ocupando o lugar, e no fim Nina a pegou pela alça e subiu com ela sem perceber que alguém tinha olhado.</w:t>
-      </w:r>
-    </w:p>
-    <w:p>
-      <w:r>
-        <w:t xml:space="preserve">Naquela noite, em casa, Miguel desceu para beber água e encontrou a sala escura. O piano estava desligado da tomada. Maya tinha tirado o fio antes de sair, de manhã, sem ninguém ver, e o ponto vermelho que ficara aceso no canto da sala durante quase oito anos não estava mais lá.</w:t>
+        <w:t xml:space="preserve">A de Maya ficou para o dia da mudança.</w:t>
       </w:r>
     </w:p>
     <w:p>
@@ -1493,12 +1469,12 @@
         <w:ind w:firstLine="0"/>
       </w:pPr>
       <w:r>
-        <w:t xml:space="preserve">A mensagem chegou numa quarta de maio, às duas e catorze da manhã.</w:t>
-      </w:r>
-    </w:p>
-    <w:p>
-      <w:r>
-        <w:t xml:space="preserve">“Pai, li. Chorei. Mas ‘não tenham pressa de transformar sonho em rotina’ é muito frase de caneca.”</w:t>
+        <w:t xml:space="preserve">Foram de carro até Kyoto, os quatro, num sábado do fim de março, com o porta-malas cheio e a caixa de livros no colo de Nina, que reclamou de Nagoya em diante. O apartamento era um quarto e cozinha de seis tatames num prédio de estudantes, perto de um rio, com uma janela para uma cerejeira que ainda não tinha florido. Montaram a cama. Clara limpou tudo de novo, embora estivesse limpo. Miguel conferiu o contrato de aluguel duas vezes, por hábito, e achou uma cláusula sobre a devolução do depósito que ia explicar a Maya num outro dia.</w:t>
+      </w:r>
+    </w:p>
+    <w:p>
+      <w:r>
+        <w:t xml:space="preserve">Na hora de ir embora, Maya segurou o pai pela manga, no corredor do prédio, onde as mães de outros calouros carregavam caixas iguais às deles.</w:t>
       </w:r>
     </w:p>
     <w:p>
@@ -1506,7 +1482,7 @@
         <w:ind w:firstLine="0"/>
       </w:pPr>
       <w:r>
-        <w:t xml:space="preserve">Miguel leu na cama, com o celular a um palmo do rosto para a luz não acordar Clara. Leu mais duas vezes. Depois escreveu:</w:t>
+        <w:t xml:space="preserve">— Não vende o piano.</w:t>
       </w:r>
     </w:p>
     <w:p>
@@ -1514,12 +1490,7 @@
         <w:ind w:firstLine="0"/>
       </w:pPr>
       <w:r>
-        <w:t xml:space="preserve">“Você entendeu a parte importante.”</w:t>
-      </w:r>
-    </w:p>
-    <w:p>
-      <w:r>
-        <w:t xml:space="preserve">Três pontinhos apareceram, sumiram, apareceram. Chegou uma foto: uma caneca branca, numa loja de variedades de Kyoto, com uma frase em inglês escrita em letra cursiva dourada. Embaixo, uma segunda mensagem.</w:t>
+        <w:t xml:space="preserve">— Ninguém vai vender o piano.</w:t>
       </w:r>
     </w:p>
     <w:p>
@@ -1527,7 +1498,70 @@
         <w:ind w:firstLine="0"/>
       </w:pPr>
       <w:r>
-        <w:t xml:space="preserve">“Achei a sua. Vou comprar para o seu aniversário.”</w:t>
+        <w:t xml:space="preserve">— Nem se a Nina pedir o quarto maior. Nem se precisar de espaço. Nem se...</w:t>
+      </w:r>
+    </w:p>
+    <w:p>
+      <w:pPr>
+        <w:ind w:firstLine="0"/>
+      </w:pPr>
+      <w:r>
+        <w:t xml:space="preserve">— Maya.</w:t>
+      </w:r>
+    </w:p>
+    <w:p>
+      <w:pPr>
+        <w:ind w:firstLine="0"/>
+      </w:pPr>
+      <w:r>
+        <w:t xml:space="preserve">Ela soltou a manga.</w:t>
+      </w:r>
+    </w:p>
+    <w:p>
+      <w:pPr>
+        <w:ind w:firstLine="0"/>
+      </w:pPr>
+      <w:r>
+        <w:t xml:space="preserve">Na porta, ele deu o envelope a ela.</w:t>
+      </w:r>
+    </w:p>
+    <w:p>
+      <w:pPr>
+        <w:ind w:firstLine="0"/>
+      </w:pPr>
+      <w:r>
+        <w:t xml:space="preserve">— Lê depois.</w:t>
+      </w:r>
+    </w:p>
+    <w:p>
+      <w:pPr>
+        <w:ind w:firstLine="0"/>
+      </w:pPr>
+      <w:r>
+        <w:t xml:space="preserve">— Depois quando?</w:t>
+      </w:r>
+    </w:p>
+    <w:p>
+      <w:pPr>
+        <w:ind w:firstLine="0"/>
+      </w:pPr>
+      <w:r>
+        <w:t xml:space="preserve">— Quando quiser.</w:t>
+      </w:r>
+    </w:p>
+    <w:p>
+      <w:r>
+        <w:t xml:space="preserve">Maya enfiou o envelope no meio de um livro, sem olhar, e abraçou o pai do jeito certo, com os braços certos e o tempo errado, um tempo comprido demais. Depois abraçou a mãe. Depois ficou na calçada, de chinelo, acenando, até o carro virar a esquina.</w:t>
+      </w:r>
+    </w:p>
+    <w:p>
+      <w:r>
+        <w:t xml:space="preserve">Jantaram os três em casa, tarde, com o que sobrou na geladeira. Nina chegou da escola, largou a mochila na cadeira ao lado dela, a que era da Maya, e sentou. Clara olhou para a mochila. Miguel também. Ninguém disse nada. A mochila ficou ali o jantar inteiro, ocupando o lugar, e no fim Nina a pegou pela alça e subiu com ela sem perceber que alguém tinha olhado.</w:t>
+      </w:r>
+    </w:p>
+    <w:p>
+      <w:r>
+        <w:t xml:space="preserve">Naquela noite, em casa, Miguel desceu para beber água e encontrou a sala escura. O piano estava desligado da tomada. Maya tinha tirado o fio antes de sair, de manhã, sem ninguém ver, e o ponto vermelho que ficara aceso no canto da sala durante quase oito anos não estava mais lá.</w:t>
       </w:r>
     </w:p>
     <w:p>
@@ -1545,12 +1579,12 @@
         <w:ind w:firstLine="0"/>
       </w:pPr>
       <w:r>
-        <w:t xml:space="preserve">O aniversário de casamento caiu numa terça de junho, no meio da estação das chuvas, e Miguel não reservou restaurante.</w:t>
-      </w:r>
-    </w:p>
-    <w:p>
-      <w:r>
-        <w:t xml:space="preserve">Tinha pensado em reservar. Chegou a abrir o site de um lugar em Nagoya de que Clara gostava. Mas ela tinha passado o dia no banco de Gifu, com a Naomi, resolvendo uma linha nova, e chegou em casa às sete e meia com o cabelo úmido da chuva e a cara de quem não queria mais nenhuma porta de vidro.</w:t>
+        <w:t xml:space="preserve">A mensagem chegou numa quarta de maio, às duas e catorze da manhã.</w:t>
+      </w:r>
+    </w:p>
+    <w:p>
+      <w:r>
+        <w:t xml:space="preserve">“Pai, li. Chorei. Mas ‘não tenham pressa de transformar sonho em rotina’ é muito frase de caneca.”</w:t>
       </w:r>
     </w:p>
     <w:p>
@@ -1558,46 +1592,7 @@
         <w:ind w:firstLine="0"/>
       </w:pPr>
       <w:r>
-        <w:t xml:space="preserve">— Vamos ficar — disse ela, no genkan, antes que ele perguntasse.</w:t>
-      </w:r>
-    </w:p>
-    <w:p>
-      <w:r>
-        <w:t xml:space="preserve">Nina foi dormir na casa de uma amiga. Miguel fez arroz, sem errar a água, e fritou o frango que estava temperado na geladeira. Comeram na mesa da cozinha, os dois, com a chuva batendo na janela e a hortelã do quintal espalhando o cheiro pelo vidro entreaberto. Falaram da Maya, que tinha mandado uma foto da cerejeira da janela, agora só de folhas, com um balde de roupa suja em primeiro plano. Falaram de uma cláusula de Gifu. Depois de nada.</w:t>
-      </w:r>
-    </w:p>
-    <w:p>
-      <w:r>
-        <w:t xml:space="preserve">Depois sentaram no sofá com uma tigela de sorvete e puseram um filme que os dois já tinham visto. Na metade, Clara encostou a cabeça no ombro dele e dormiu, com a colher ainda na mão.</w:t>
-      </w:r>
-    </w:p>
-    <w:p>
-      <w:r>
-        <w:t xml:space="preserve">Miguel tirou a colher dos dedos dela devagar. Puxou a manta do encosto do sofá e cobriu as pernas de Clara sem mexer o ombro. O filme continuou. Ele não viu o fim. A televisão, depois de um tempo sem ninguém apertar nenhum botão, apagou sozinha, e a sala ficou só com o barulho da chuva.</w:t>
-      </w:r>
-    </w:p>
-    <w:p>
-      <w:r>
-        <w:br w:type="page"/>
-      </w:r>
-    </w:p>
-    <w:p>
-      <w:pPr>
-        <w:pStyle w:val="MyChapterTitle"/>
-        <w:spacing w:before="1440" w:after="560"/>
-      </w:pPr>
-      <w:r>
-        <w:t xml:space="preserve">CAPÍTULO 26 — A CASA ACESA</w:t>
-      </w:r>
-    </w:p>
-    <w:p>
-      <w:r>
-        <w:t xml:space="preserve">Às dez e vinte da noite, todas as luzes da casa estavam acesas.</w:t>
-      </w:r>
-    </w:p>
-    <w:p>
-      <w:r>
-        <w:t xml:space="preserve">Miguel viu isso ainda do carro, parado diante do portão, voltando de uma reunião do conselho da parceria em Shizuoka que tinha acabado tarde e que estava na agenda da família desde a semana anterior, escrita pela Clara no calendário da geladeira. A sala, a cozinha, o corredor do segundo andar, os dois quartos das meninas. Luzes demais para uma casa onde, fazia dois anos, um dos quartos ficava escuro quase o ano inteiro.</w:t>
+        <w:t xml:space="preserve">Miguel leu na cama, com o celular a um palmo do rosto para a luz não acordar Clara. Leu mais duas vezes. Depois escreveu:</w:t>
       </w:r>
     </w:p>
     <w:p>
@@ -1605,22 +1600,20 @@
         <w:ind w:firstLine="0"/>
       </w:pPr>
       <w:r>
-        <w:t xml:space="preserve">Desligou o motor e ficou um instante sentado.</w:t>
-      </w:r>
-    </w:p>
-    <w:p>
-      <w:r>
-        <w:t xml:space="preserve">O celular estava no console, com a tela para cima. Uma mensagem no grupo da família, de Nina, das nove e quarenta: “Traz pão.” Embaixo, de Maya, das nove e quarenta e um: “Cheguei.” Ninguém tinha avisado que a Maya vinha. Ela estudava em Kyoto e só voltava nos feriados, e não era feriado.</w:t>
-      </w:r>
-    </w:p>
-    <w:p>
-      <w:r>
-        <w:t xml:space="preserve">No banco do passageiro, havia um pacote de pão de forma do konbini da esquina, o mais barato, de miolo branco e casca fina.</w:t>
-      </w:r>
-    </w:p>
-    <w:p>
-      <w:r>
-        <w:t xml:space="preserve">No portão, o kinmokusei do vizinho tinha florido naquela semana, e a rua inteira cheirava a damasco.</w:t>
+        <w:t xml:space="preserve">“Você entendeu a parte importante.”</w:t>
+      </w:r>
+    </w:p>
+    <w:p>
+      <w:r>
+        <w:t xml:space="preserve">Três pontinhos apareceram, sumiram, apareceram. Chegou uma foto: uma caneca branca, numa loja de variedades de Kyoto, com uma frase em inglês escrita em letra cursiva dourada. Embaixo, uma segunda mensagem.</w:t>
+      </w:r>
+    </w:p>
+    <w:p>
+      <w:pPr>
+        <w:ind w:firstLine="0"/>
+      </w:pPr>
+      <w:r>
+        <w:t xml:space="preserve">“Achei a sua. Vou comprar para o seu aniversário.”</w:t>
       </w:r>
     </w:p>
     <w:p>
@@ -1638,6 +1631,99 @@
         <w:ind w:firstLine="0"/>
       </w:pPr>
       <w:r>
+        <w:t xml:space="preserve">O aniversário de casamento caiu numa terça de junho, no meio da estação das chuvas, e Miguel não reservou restaurante.</w:t>
+      </w:r>
+    </w:p>
+    <w:p>
+      <w:r>
+        <w:t xml:space="preserve">Tinha pensado em reservar. Chegou a abrir o site de um lugar em Nagoya de que Clara gostava. Mas ela tinha passado o dia no banco de Gifu, com a Naomi, resolvendo uma linha nova, e chegou em casa às sete e meia com o cabelo úmido da chuva e a cara de quem não queria mais nenhuma porta de vidro.</w:t>
+      </w:r>
+    </w:p>
+    <w:p>
+      <w:pPr>
+        <w:ind w:firstLine="0"/>
+      </w:pPr>
+      <w:r>
+        <w:t xml:space="preserve">— Vamos ficar — disse ela, no genkan, antes que ele perguntasse.</w:t>
+      </w:r>
+    </w:p>
+    <w:p>
+      <w:r>
+        <w:t xml:space="preserve">Nina foi dormir na casa de uma amiga. Miguel fez arroz, sem errar a água, e fritou o frango que estava temperado na geladeira. Comeram na mesa da cozinha, os dois, com a chuva batendo na janela e a hortelã do quintal espalhando o cheiro pelo vidro entreaberto. Falaram da Maya, que tinha mandado uma foto da cerejeira da janela, agora só de folhas, com um balde de roupa suja em primeiro plano. Falaram de uma cláusula de Gifu. Depois de nada.</w:t>
+      </w:r>
+    </w:p>
+    <w:p>
+      <w:r>
+        <w:t xml:space="preserve">Depois sentaram no sofá com uma tigela de sorvete e puseram um filme que os dois já tinham visto. Na metade, Clara encostou a cabeça no ombro dele e dormiu, com a colher ainda na mão.</w:t>
+      </w:r>
+    </w:p>
+    <w:p>
+      <w:r>
+        <w:t xml:space="preserve">Miguel tirou a colher dos dedos dela sem acordá-la. Puxou a manta do encosto do sofá e cobriu as pernas de Clara sem mexer o ombro. O filme continuou. Ele não viu o fim. A televisão, depois de um tempo sem ninguém apertar nenhum botão, apagou sozinha, e a sala ficou só com o barulho da chuva.</w:t>
+      </w:r>
+    </w:p>
+    <w:p>
+      <w:r>
+        <w:br w:type="page"/>
+      </w:r>
+    </w:p>
+    <w:p>
+      <w:pPr>
+        <w:pStyle w:val="MyChapterTitle"/>
+        <w:spacing w:before="1440" w:after="560"/>
+      </w:pPr>
+      <w:r>
+        <w:t xml:space="preserve">CAPÍTULO 26 — A CASA ACESA</w:t>
+      </w:r>
+    </w:p>
+    <w:p>
+      <w:r>
+        <w:t xml:space="preserve">Às dez e vinte da noite, todas as luzes da casa estavam acesas.</w:t>
+      </w:r>
+    </w:p>
+    <w:p>
+      <w:r>
+        <w:t xml:space="preserve">Miguel viu isso ainda do carro, parado diante do portão, voltando de uma reunião do conselho da parceria em Shizuoka que tinha acabado tarde e que estava na agenda da família desde a semana anterior, escrita pela Clara no calendário da geladeira. A sala, a cozinha, o corredor do segundo andar, os dois quartos das meninas. Luzes demais para uma casa onde, fazia dois anos, um dos quartos ficava escuro quase o ano inteiro.</w:t>
+      </w:r>
+    </w:p>
+    <w:p>
+      <w:pPr>
+        <w:ind w:firstLine="0"/>
+      </w:pPr>
+      <w:r>
+        <w:t xml:space="preserve">Desligou o motor e ficou um instante sentado.</w:t>
+      </w:r>
+    </w:p>
+    <w:p>
+      <w:r>
+        <w:t xml:space="preserve">O celular estava no console, com a tela para cima. Uma mensagem no grupo da família, de Nina, das nove e quarenta: “Traz pão.” Embaixo, de Maya, das nove e quarenta e um: “Cheguei.” Ninguém tinha avisado que a Maya vinha. Ela estudava em Kyoto e só voltava nos feriados, e não era feriado.</w:t>
+      </w:r>
+    </w:p>
+    <w:p>
+      <w:r>
+        <w:t xml:space="preserve">No banco do passageiro, havia um pacote de pão de forma do konbini da esquina, o mais barato, de miolo branco e casca fina.</w:t>
+      </w:r>
+    </w:p>
+    <w:p>
+      <w:r>
+        <w:t xml:space="preserve">No portão, o kinmokusei do vizinho tinha florido naquela semana, e a rua inteira cheirava a damasco.</w:t>
+      </w:r>
+    </w:p>
+    <w:p>
+      <w:pPr>
+        <w:spacing w:before="240" w:after="240"/>
+        <w:ind w:firstLine="0"/>
+        <w:jc w:val="center"/>
+      </w:pPr>
+      <w:r>
+        <w:t xml:space="preserve">*</w:t>
+      </w:r>
+    </w:p>
+    <w:p>
+      <w:pPr>
+        <w:ind w:firstLine="0"/>
+      </w:pPr>
+      <w:r>
         <w:t xml:space="preserve">Na sala, as três estavam em pé, e ninguém gritava, o que era pior.</w:t>
       </w:r>
     </w:p>
@@ -1685,7 +1771,7 @@
     </w:p>
     <w:p>
       <w:r>
-        <w:t xml:space="preserve">Sentaram na mesa da cozinha. Nina se sentou também, porque ninguém a mandou sair, e ficou quieta pela primeira vez em meses, comendo o pão do pacote sem manteiga, fatia por fatia.</w:t>
+        <w:t xml:space="preserve">Sentaram na mesa da cozinha. Nina se sentou também, porque ninguém a mandou sair, e ficou quieta, coisa rara, comendo o pão do pacote sem manteiga, fatia por fatia.</w:t>
       </w:r>
     </w:p>
     <w:p>
@@ -1731,20 +1817,105 @@
       </w:r>
     </w:p>
     <w:p>
-      <w:r>
-        <w:t xml:space="preserve">Conversaram quase duas horas. Miguel perguntou menos e ouviu mais do que sabia fazer. Maya falou de uma professora de piano que dava aula para crianças num bairro pobre de Kyoto, de uma menina que chegava à aula com fome. Falou do galpão, das músicas que aprendia antes de todo mundo. Nina adormeceu com a cabeça sobre os braços, na mesa, e ninguém a acordou.</w:t>
-      </w:r>
-    </w:p>
-    <w:p>
-      <w:r>
-        <w:t xml:space="preserve">Perto da meia-noite, Maya fechou a pasta e olhou para ele.</w:t>
-      </w:r>
-    </w:p>
-    <w:p>
       <w:pPr>
         <w:ind w:firstLine="0"/>
       </w:pPr>
       <w:r>
+        <w:t xml:space="preserve">— De onde veio isso? — perguntou ele.</w:t>
+      </w:r>
+    </w:p>
+    <w:p>
+      <w:pPr>
+        <w:ind w:firstLine="0"/>
+      </w:pPr>
+      <w:r>
+        <w:t xml:space="preserve">— De uma professora. — Maya ajeitou a pasta na frente dela. — Ela dá aula de piano num centro comunitário, perto do rio, para criança que não tem piano em casa. Eu vou aos sábados de manhã. Ajudo a afinar o ouvido dos pequenos.</w:t>
+      </w:r>
+    </w:p>
+    <w:p>
+      <w:pPr>
+        <w:ind w:firstLine="0"/>
+      </w:pPr>
+      <w:r>
+        <w:t xml:space="preserve">— Ela te paga?</w:t>
+      </w:r>
+    </w:p>
+    <w:p>
+      <w:pPr>
+        <w:ind w:firstLine="0"/>
+      </w:pPr>
+      <w:r>
+        <w:t xml:space="preserve">— Pai.</w:t>
+      </w:r>
+    </w:p>
+    <w:p>
+      <w:pPr>
+        <w:ind w:firstLine="0"/>
+      </w:pPr>
+      <w:r>
+        <w:t xml:space="preserve">— Estou perguntando.</w:t>
+      </w:r>
+    </w:p>
+    <w:p>
+      <w:pPr>
+        <w:ind w:firstLine="0"/>
+      </w:pPr>
+      <w:r>
+        <w:t xml:space="preserve">— Não paga. — Maya quase sorriu. — Tem uma menina de oito anos que chega sem café da manhã. Eu comecei a levar onigiri. Ela come e depois toca. Toca errado, toca tudo errado, e fica feliz igual.</w:t>
+      </w:r>
+    </w:p>
+    <w:p>
+      <w:r>
+        <w:t xml:space="preserve">Miguel abriu a boca para dizer quanto ganhava um professor de música no primeiro ano, e quanto ganhava um economista, e quanto custava um ano a mais em Kyoto. Tinha os três números na cabeça. Maya viu os números passarem pelo rosto dele.</w:t>
+      </w:r>
+    </w:p>
+    <w:p>
+      <w:pPr>
+        <w:ind w:firstLine="0"/>
+      </w:pPr>
+      <w:r>
+        <w:t xml:space="preserve">— Eu sei quanto é — disse. — Eu fiz a planilha.</w:t>
+      </w:r>
+    </w:p>
+    <w:p>
+      <w:r>
+        <w:t xml:space="preserve">Virou a pasta para ele e mostrou a última folha. Era uma planilha de verdade, com colunas, cenários e uma linha em negrito no fim. Miguel leu a linha. Leu de novo. Estava certa.</w:t>
+      </w:r>
+    </w:p>
+    <w:p>
+      <w:pPr>
+        <w:ind w:firstLine="0"/>
+      </w:pPr>
+      <w:r>
+        <w:t xml:space="preserve">— Quem te ensinou isso?</w:t>
+      </w:r>
+    </w:p>
+    <w:p>
+      <w:pPr>
+        <w:ind w:firstLine="0"/>
+      </w:pPr>
+      <w:r>
+        <w:t xml:space="preserve">— Você. — Maya fechou a pasta. — Sem querer.</w:t>
+      </w:r>
+    </w:p>
+    <w:p>
+      <w:r>
+        <w:t xml:space="preserve">Conversaram até perto da meia-noite. Nina adormeceu com a cabeça sobre os braços, na mesa, e ninguém a acordou.</w:t>
+      </w:r>
+    </w:p>
+    <w:p>
+      <w:pPr>
+        <w:ind w:firstLine="0"/>
+      </w:pPr>
+      <w:r>
+        <w:t xml:space="preserve">Perto da meia-noite, Maya olhou para ele.</w:t>
+      </w:r>
+    </w:p>
+    <w:p>
+      <w:pPr>
+        <w:ind w:firstLine="0"/>
+      </w:pPr>
+      <w:r>
         <w:t xml:space="preserve">— E você? Se pudesse mudar de curso?</w:t>
       </w:r>
     </w:p>
@@ -1766,7 +1937,7 @@
     </w:p>
     <w:p>
       <w:r>
-        <w:t xml:space="preserve">Miguel contou nos dedos, devagar, para ela ver. A fábrica. Okinawa. A Mirai. A mesa onde estavam sentados, numa noite de dezembro, com o piano fechado entre ele e a mãe dela.</w:t>
+        <w:t xml:space="preserve">Miguel contou nos dedos, para ela ver. A fábrica. Okinawa. A Mirai. A sala ao lado, numa noite de dezembro, com o piano fechado entre ele e a mãe dela.</w:t>
       </w:r>
     </w:p>
     <w:p>
@@ -1780,6 +1951,35 @@
     <w:p>
       <w:r>
         <w:t xml:space="preserve">Maya olhou para a mãe. Clara estava secando uma xícara que já estava seca.</w:t>
+      </w:r>
+    </w:p>
+    <w:p>
+      <w:pPr>
+        <w:ind w:firstLine="0"/>
+      </w:pPr>
+      <w:r>
+        <w:t xml:space="preserve">— Eu estava no sexto degrau — disse Maya. — Naquela noite.</w:t>
+      </w:r>
+    </w:p>
+    <w:p>
+      <w:pPr>
+        <w:ind w:firstLine="0"/>
+      </w:pPr>
+      <w:r>
+        <w:t xml:space="preserve">A geladeira zumbia. Clara parou de secar a xícara.</w:t>
+      </w:r>
+    </w:p>
+    <w:p>
+      <w:pPr>
+        <w:ind w:firstLine="0"/>
+      </w:pPr>
+      <w:r>
+        <w:t xml:space="preserve">— Eu sei — disse Miguel. — Eu ouvi o degrau.</w:t>
+      </w:r>
+    </w:p>
+    <w:p>
+      <w:r>
+        <w:t xml:space="preserve">Maya sustentou o olhar dele um tempo, com a pasta fechada debaixo das mãos. Não perguntou por que ele não tinha subido. Ele também não explicou.</w:t>
       </w:r>
     </w:p>
     <w:p>

--- a/saidas/O_Jardim_V2_Parte_VI.docx
+++ b/saidas/O_Jardim_V2_Parte_VI.docx
@@ -323,6 +323,64 @@
         <w:ind w:firstLine="0"/>
       </w:pPr>
       <w:r>
+        <w:t xml:space="preserve">Depois pôs a xícara no pires, alinhou a asa com a borda da mesa e disse, no mesmo tom:</w:t>
+      </w:r>
+    </w:p>
+    <w:p>
+      <w:pPr>
+        <w:ind w:firstLine="0"/>
+      </w:pPr>
+      <w:r>
+        <w:t xml:space="preserve">— A Next Level Home quer um banco regional. O de Gifu, de preferência. O senhor Hayashi é leal ao senhor. — Fez uma pausa curta. — Quanto a Mirai pediria para apresentar os dois?</w:t>
+      </w:r>
+    </w:p>
+    <w:p>
+      <w:r>
+        <w:t xml:space="preserve">Miguel riu, porque não esperava, e depois viu que não era piada.</w:t>
+      </w:r>
+    </w:p>
+    <w:p>
+      <w:pPr>
+        <w:ind w:firstLine="0"/>
+      </w:pPr>
+      <w:r>
+        <w:t xml:space="preserve">— Não está à venda.</w:t>
+      </w:r>
+    </w:p>
+    <w:p>
+      <w:pPr>
+        <w:ind w:firstLine="0"/>
+      </w:pPr>
+      <w:r>
+        <w:t xml:space="preserve">— Eu não perguntei se estava à venda. Perguntei quanto.</w:t>
+      </w:r>
+    </w:p>
+    <w:p>
+      <w:pPr>
+        <w:ind w:firstLine="0"/>
+      </w:pPr>
+      <w:r>
+        <w:t xml:space="preserve">— A resposta é a mesma.</w:t>
+      </w:r>
+    </w:p>
+    <w:p>
+      <w:r>
+        <w:t xml:space="preserve">Kuroda assentiu, sem desapontamento nenhum, como quem risca um item de uma lista.</w:t>
+      </w:r>
+    </w:p>
+    <w:p>
+      <w:pPr>
+        <w:ind w:firstLine="0"/>
+      </w:pPr>
+      <w:r>
+        <w:t xml:space="preserve">— Eu precisava perguntar. O comitê ia perguntar se eu perguntei.</w:t>
+      </w:r>
+    </w:p>
+    <w:p>
+      <w:pPr>
+        <w:ind w:firstLine="0"/>
+      </w:pPr>
+      <w:r>
         <w:t xml:space="preserve">— O senhor deve estar achando que recusou bem — disse Kuroda.</w:t>
       </w:r>
     </w:p>
@@ -380,6 +438,35 @@
       </w:pPr>
       <w:r>
         <w:t xml:space="preserve">— Não conte a ninguém.</w:t>
+      </w:r>
+    </w:p>
+    <w:p>
+      <w:pPr>
+        <w:ind w:firstLine="0"/>
+      </w:pPr>
+      <w:r>
+        <w:t xml:space="preserve">Miguel mexeu o café, que já estava frio.</w:t>
+      </w:r>
+    </w:p>
+    <w:p>
+      <w:pPr>
+        <w:ind w:firstLine="0"/>
+      </w:pPr>
+      <w:r>
+        <w:t xml:space="preserve">— O senhor teria aceitado a minha contraproposta, hoje?</w:t>
+      </w:r>
+    </w:p>
+    <w:p>
+      <w:r>
+        <w:t xml:space="preserve">Kuroda pensou. Pensou de verdade, com os olhos no carpete, e Miguel gostou dele por isso.</w:t>
+      </w:r>
+    </w:p>
+    <w:p>
+      <w:pPr>
+        <w:ind w:firstLine="0"/>
+      </w:pPr>
+      <w:r>
+        <w:t xml:space="preserve">— Provavelmente não — disse. — Mas eu teria lido com mais atenção.</w:t>
       </w:r>
     </w:p>
     <w:p>
@@ -1246,6 +1333,69 @@
     </w:p>
     <w:p>
       <w:r>
+        <w:t xml:space="preserve">Clara riu. Com a chamada já encerrada, ficou um tempo com o celular na mão, olhando a hortelã entre os tomates.</w:t>
+      </w:r>
+    </w:p>
+    <w:p>
+      <w:pPr>
+        <w:ind w:firstLine="0"/>
+      </w:pPr>
+      <w:r>
+        <w:t xml:space="preserve">— Eu quero ir para lá na primavera deles — disse a Miguel, sem se virar. — Setembro, outubro, novembro. Três meses. Amarrar tomate com ele enquanto ele ainda reclama que eu amarro errado.</w:t>
+      </w:r>
+    </w:p>
+    <w:p>
+      <w:r>
+        <w:t xml:space="preserve">Miguel fez a conta sem querer: a Mirai, a Nina na escola, as marmitas, os três meses.</w:t>
+      </w:r>
+    </w:p>
+    <w:p>
+      <w:pPr>
+        <w:ind w:firstLine="0"/>
+      </w:pPr>
+      <w:r>
+        <w:t xml:space="preserve">— Três meses é muito.</w:t>
+      </w:r>
+    </w:p>
+    <w:p>
+      <w:pPr>
+        <w:ind w:firstLine="0"/>
+      </w:pPr>
+      <w:r>
+        <w:t xml:space="preserve">— É. — Clara se agachou e começou a arrancar a hortelã do caminho de pedra com a mão. — Eu só fui quando alguém ficou doente. Quero ir uma vez antes.</w:t>
+      </w:r>
+    </w:p>
+    <w:p>
+      <w:r>
+        <w:t xml:space="preserve">Ele não respondeu logo. Ela não esperou a resposta para continuar arrancando.</w:t>
+      </w:r>
+    </w:p>
+    <w:p>
+      <w:pPr>
+        <w:ind w:firstLine="0"/>
+      </w:pPr>
+      <w:r>
+        <w:t xml:space="preserve">— Vai — disse Miguel, por fim.</w:t>
+      </w:r>
+    </w:p>
+    <w:p>
+      <w:pPr>
+        <w:ind w:firstLine="0"/>
+      </w:pPr>
+      <w:r>
+        <w:t xml:space="preserve">— Eu não estava pedindo.</w:t>
+      </w:r>
+    </w:p>
+    <w:p>
+      <w:pPr>
+        <w:ind w:firstLine="0"/>
+      </w:pPr>
+      <w:r>
+        <w:t xml:space="preserve">— Eu sei.</w:t>
+      </w:r>
+    </w:p>
+    <w:p>
+      <w:r>
         <w:t xml:space="preserve">As quatro placas estavam pregadas na cerca de madeira do fundo, desde o verão anterior, uma ao lado da outra, na ordem. Nina, que tinha treze anos e opinião sobre tudo, olhou para elas enquanto a mãe falava com o avô.</w:t>
       </w:r>
     </w:p>
@@ -1352,7 +1502,7 @@
     </w:p>
     <w:p>
       <w:r>
-        <w:t xml:space="preserve">Miguel escreveu a carta em fevereiro do oitavo ano, na mesa da cozinha, depois que todos dormiam, em sete noites e onze versões.</w:t>
+        <w:t xml:space="preserve">Clara tinha ido duas primaveras seguidas para o interior, três meses cada vez, e voltado com as mãos marcadas de barbante e um sotaque que levava uma semana para passar. Miguel escreveu a carta em fevereiro do oitavo ano, na mesa da cozinha, depois que todos dormiam, em sete noites e onze versões.</w:t>
       </w:r>
     </w:p>
     <w:p>

--- a/saidas/O_Jardim_V2_Parte_VI.docx
+++ b/saidas/O_Jardim_V2_Parte_VI.docx
@@ -905,6 +905,54 @@
         <w:ind w:firstLine="0"/>
       </w:pPr>
       <w:r>
+        <w:t xml:space="preserve">— Pai, quem é que fala do elefante e do cavaleiro? Você disse que era o Taleb.</w:t>
+      </w:r>
+    </w:p>
+    <w:p>
+      <w:pPr>
+        <w:ind w:firstLine="0"/>
+      </w:pPr>
+      <w:r>
+        <w:t xml:space="preserve">— É o Taleb.</w:t>
+      </w:r>
+    </w:p>
+    <w:p>
+      <w:pPr>
+        <w:ind w:firstLine="0"/>
+      </w:pPr>
+      <w:r>
+        <w:t xml:space="preserve">— Não é. — Maya virou o celular para ele. — É o Haidt. O Taleb é o do cisne negro. A professora riscou de vermelho.</w:t>
+      </w:r>
+    </w:p>
+    <w:p>
+      <w:pPr>
+        <w:ind w:firstLine="0"/>
+      </w:pPr>
+      <w:r>
+        <w:t xml:space="preserve">Miguel abriu a boca para defender o Taleb e desistiu.</w:t>
+      </w:r>
+    </w:p>
+    <w:p>
+      <w:pPr>
+        <w:ind w:firstLine="0"/>
+      </w:pPr>
+      <w:r>
+        <w:t xml:space="preserve">— O Kahneman eu pus certo — continuou ela. — Tem uma coisa dele que chama ilusão de foco. A gente acha que uma coisa vai mudar a vida inteira só porque está pensando nela. — Olhou em volta, para as taças, o mar escuro, o garçom. — Tipo resort.</w:t>
+      </w:r>
+    </w:p>
+    <w:p>
+      <w:pPr>
+        <w:ind w:firstLine="0"/>
+      </w:pPr>
+      <w:r>
+        <w:t xml:space="preserve">— Tipo resort — repetiu Nina, de boca cheia, sem saber do que se tratava.</w:t>
+      </w:r>
+    </w:p>
+    <w:p>
+      <w:pPr>
+        <w:ind w:firstLine="0"/>
+      </w:pPr>
+      <w:r>
         <w:t xml:space="preserve">— O problema do meu trabalho é que eu preciso de um nome. Tipo um conceito. A professora quer que a gente invente um. — Ela olhou para o teto. — Porque tem gente que acha que ser feliz é querer menos. E tem gente que acha que é ter mais. E vocês ficaram anos brigando nisso, e agora vocês ficam os dois ao mesmo tempo. Querendo e gostando. Tipo contentamento, só que andando.</w:t>
       </w:r>
     </w:p>
@@ -2096,6 +2144,27 @@
       </w:pPr>
       <w:r>
         <w:t xml:space="preserve">— Umas quatro vezes — disse. — Na maioria, sem ninguém me perguntar se eu queria.</w:t>
+      </w:r>
+    </w:p>
+    <w:p>
+      <w:pPr>
+        <w:ind w:firstLine="0"/>
+      </w:pPr>
+      <w:r>
+        <w:t xml:space="preserve">— E Okinawa? — perguntou Maya. — Você acha que tinha que dar errado? Para ter a Mirai?</w:t>
+      </w:r>
+    </w:p>
+    <w:p>
+      <w:r>
+        <w:t xml:space="preserve">Miguel pensou no balcão de metal, no frango esfriando, no azulejo do banheiro.</w:t>
+      </w:r>
+    </w:p>
+    <w:p>
+      <w:pPr>
+        <w:ind w:firstLine="0"/>
+      </w:pPr>
+      <w:r>
+        <w:t xml:space="preserve">— Não. Acho que deu errado. — Demorou. — E depois a gente fez alguma coisa com o que sobrou.</w:t>
       </w:r>
     </w:p>
     <w:p>
